--- a/pr-preview/pr-438/categorical-tests-handout-tracked-changes.docx
+++ b/pr-preview/pr-438/categorical-tests-handout-tracked-changes.docx
@@ -16,7 +16,7 @@
       </w:pPr>
       <w:del w:id="1" w:author="PR Preview" w:date="2026-01-01T00:00:00Z">
         <w:r>
-          <w:delText xml:space="preserve">Last modified: 2026-10-22 14:07:34 (PDT)</w:delText>
+          <w:delText xml:space="preserve">Last modified: 2026-10-26 12:20:42 (PDT)</w:delText>
         </w:r>
       </w:del>
     </w:p>
@@ -26,7 +26,7 @@
       </w:pPr>
       <w:ins w:id="2" w:author="PR Preview" w:date="2026-01-01T00:00:00Z">
         <w:r>
-          <w:t xml:space="preserve">Last modified: 2026-10-22 15:07:28 (PDT)</w:t>
+          <w:t xml:space="preserve">Last modified: 2026-10-26 12:25:07 (PDT)</w:t>
         </w:r>
       </w:ins>
     </w:p>
@@ -398,7 +398,7 @@
       </w:r>
     </w:p>
     <w:bookmarkEnd w:id="11"/>
-    <w:bookmarkStart w:id="72" w:name="sec-two-group-categorical"/>
+    <w:bookmarkStart w:id="73" w:name="sec-two-group-categorical"/>
     <w:p>
       <w:pPr>
         <w:pStyle w:val="Heading2"/>
@@ -5018,7 +5018,7 @@
       </w:r>
     </w:p>
     <w:bookmarkEnd w:id="29"/>
-    <w:bookmarkStart w:id="71" w:name="sec-2x2-measures"/>
+    <w:bookmarkStart w:id="72" w:name="sec-2x2-measures"/>
     <w:p>
       <w:pPr>
         <w:pStyle w:val="Heading3"/>
@@ -7108,6 +7108,9 @@
       <w:r>
         <w:t xml:space="preserve">.</w:t>
       </w:r>
+      <w:r>
+        <w:t xml:space="preserve"> </w:t>
+      </w:r>
     </w:p>
     <w:bookmarkStart w:id="45" w:name="exm-hers-risk-difference-switch-ref"/>
     <w:p>
@@ -8893,6 +8896,9 @@
       <w:r>
         <w:t xml:space="preserve">.</w:t>
       </w:r>
+      <w:r>
+        <w:t xml:space="preserve"> </w:t>
+      </w:r>
     </w:p>
     <w:bookmarkStart w:id="53" w:name="exm-hers-risk-ratio-switch-ref"/>
     <w:p>
@@ -9981,6 +9987,7 @@
       <m:oMath>
         <m:r>
           <m:rPr>
+            <m:scr m:val="double-struck"/>
             <m:sty m:val="p"/>
           </m:rPr>
           <m:t>P</m:t>
@@ -10178,6 +10185,7 @@
       <m:oMath>
         <m:r>
           <m:rPr>
+            <m:scr m:val="double-struck"/>
             <m:sty m:val="p"/>
           </m:rPr>
           <m:t>P</m:t>
@@ -10241,6 +10249,7 @@
       <m:oMath>
         <m:r>
           <m:rPr>
+            <m:scr m:val="double-struck"/>
             <m:sty m:val="p"/>
           </m:rPr>
           <m:t>P</m:t>
@@ -10343,6 +10352,7 @@
                 <m:num>
                   <m:r>
                     <m:rPr>
+                      <m:scr m:val="double-struck"/>
                       <m:sty m:val="p"/>
                     </m:rPr>
                     <m:t>P</m:t>
@@ -10406,6 +10416,7 @@
                   </m:r>
                   <m:r>
                     <m:rPr>
+                      <m:scr m:val="double-struck"/>
                       <m:sty m:val="p"/>
                     </m:rPr>
                     <m:t>P</m:t>
@@ -10489,6 +10500,7 @@
                 <m:num>
                   <m:r>
                     <m:rPr>
+                      <m:scr m:val="double-struck"/>
                       <m:sty m:val="p"/>
                     </m:rPr>
                     <m:t>P</m:t>
@@ -10543,6 +10555,7 @@
                 <m:den>
                   <m:r>
                     <m:rPr>
+                      <m:scr m:val="double-struck"/>
                       <m:sty m:val="p"/>
                     </m:rPr>
                     <m:t>P</m:t>
@@ -10636,6 +10649,7 @@
                 <m:num>
                   <m:r>
                     <m:rPr>
+                      <m:scr m:val="double-struck"/>
                       <m:sty m:val="p"/>
                     </m:rPr>
                     <m:t>P</m:t>
@@ -10694,6 +10708,7 @@
                   </m:r>
                   <m:r>
                     <m:rPr>
+                      <m:scr m:val="double-struck"/>
                       <m:sty m:val="p"/>
                     </m:rPr>
                     <m:t>P</m:t>
@@ -10730,6 +10745,7 @@
                 <m:den>
                   <m:r>
                     <m:rPr>
+                      <m:scr m:val="double-struck"/>
                       <m:sty m:val="p"/>
                     </m:rPr>
                     <m:t>P</m:t>
@@ -10788,6 +10804,7 @@
                   </m:r>
                   <m:r>
                     <m:rPr>
+                      <m:scr m:val="double-struck"/>
                       <m:sty m:val="p"/>
                     </m:rPr>
                     <m:t>P</m:t>
@@ -10853,6 +10870,7 @@
                 <m:num>
                   <m:r>
                     <m:rPr>
+                      <m:scr m:val="double-struck"/>
                       <m:sty m:val="p"/>
                     </m:rPr>
                     <m:t>P</m:t>
@@ -10907,6 +10925,7 @@
                 <m:den>
                   <m:r>
                     <m:rPr>
+                      <m:scr m:val="double-struck"/>
                       <m:sty m:val="p"/>
                     </m:rPr>
                     <m:t>P</m:t>
@@ -10974,6 +10993,7 @@
               </m:r>
               <m:r>
                 <m:rPr>
+                  <m:scr m:val="double-struck"/>
                   <m:sty m:val="p"/>
                 </m:rPr>
                 <m:t>P</m:t>
@@ -11125,6 +11145,7 @@
       <m:oMath>
         <m:r>
           <m:rPr>
+            <m:scr m:val="double-struck"/>
             <m:sty m:val="p"/>
           </m:rPr>
           <m:t>P</m:t>
@@ -11417,6 +11438,7 @@
             <m:num>
               <m:r>
                 <m:rPr>
+                  <m:scr m:val="double-struck"/>
                   <m:sty m:val="p"/>
                 </m:rPr>
                 <m:t>P</m:t>
@@ -11469,6 +11491,7 @@
               </m:r>
               <m:r>
                 <m:rPr>
+                  <m:scr m:val="double-struck"/>
                   <m:sty m:val="p"/>
                 </m:rPr>
                 <m:t>P</m:t>
@@ -11523,6 +11546,7 @@
             <m:den>
               <m:r>
                 <m:rPr>
+                  <m:scr m:val="double-struck"/>
                   <m:sty m:val="p"/>
                 </m:rPr>
                 <m:t>P</m:t>
@@ -11575,6 +11599,7 @@
               </m:r>
               <m:r>
                 <m:rPr>
+                  <m:scr m:val="double-struck"/>
                   <m:sty m:val="p"/>
                 </m:rPr>
                 <m:t>P</m:t>
@@ -11652,19 +11677,25 @@
         <w:t xml:space="preserve">. </w:t>
       </w:r>
       <w:r>
-        <w:t xml:space="preserve">By</w:t>
-      </w:r>
-      <w:r>
-        <w:t xml:space="preserve"> </w:t>
-      </w:r>
-      <w:hyperlink w:anchor="sol-odds-from-joint-probs">
-        <w:r>
-          <w:rPr>
-            <w:rStyle w:val="Hyperlink"/>
-          </w:rPr>
-          <w:t xml:space="preserve">Solution 3</w:t>
-        </w:r>
-      </w:hyperlink>
+        <w:t xml:space="preserve">In the group</w:t>
+      </w:r>
+      <w:r>
+        <w:t xml:space="preserve"> </w:t>
+      </w:r>
+      <m:oMath>
+        <m:r>
+          <m:t>X</m:t>
+        </m:r>
+        <m:r>
+          <m:rPr>
+            <m:sty m:val="p"/>
+          </m:rPr>
+          <m:t>=</m:t>
+        </m:r>
+        <m:r>
+          <m:t>x</m:t>
+        </m:r>
+      </m:oMath>
       <w:r>
         <w:t xml:space="preserve">, the</w:t>
       </w:r>
@@ -11706,37 +11737,15 @@
         <w:t xml:space="preserve"> </w:t>
       </w:r>
       <w:r>
-        <w:t xml:space="preserve">in the group</w:t>
+        <w:t xml:space="preserve">are</w:t>
       </w:r>
       <w:r>
         <w:t xml:space="preserve"> </w:t>
       </w:r>
       <m:oMath>
         <m:r>
-          <m:t>X</m:t>
-        </m:r>
-        <m:r>
           <m:rPr>
-            <m:sty m:val="p"/>
-          </m:rPr>
-          <m:t>=</m:t>
-        </m:r>
-        <m:r>
-          <m:t>1</m:t>
-        </m:r>
-      </m:oMath>
-      <w:r>
-        <w:t xml:space="preserve"> </w:t>
-      </w:r>
-      <w:r>
-        <w:t xml:space="preserve">are</w:t>
-      </w:r>
-      <w:r>
-        <w:t xml:space="preserve"> </w:t>
-      </w:r>
-      <m:oMath>
-        <m:r>
-          <m:rPr>
+            <m:scr m:val="double-struck"/>
             <m:sty m:val="p"/>
           </m:rPr>
           <m:t>P</m:t>
@@ -11753,7 +11762,7 @@
           </m:dPr>
           <m:e>
             <m:r>
-              <m:t>X</m:t>
+              <m:t>Y</m:t>
             </m:r>
             <m:r>
               <m:rPr>
@@ -11768,10 +11777,10 @@
               <m:rPr>
                 <m:sty m:val="p"/>
               </m:rPr>
-              <m:t>,</m:t>
-            </m:r>
-            <m:r>
-              <m:t>Y</m:t>
+              <m:t>∣</m:t>
+            </m:r>
+            <m:r>
+              <m:t>X</m:t>
             </m:r>
             <m:r>
               <m:rPr>
@@ -11780,7 +11789,7 @@
               <m:t>=</m:t>
             </m:r>
             <m:r>
-              <m:t>1</m:t>
+              <m:t>x</m:t>
             </m:r>
           </m:e>
         </m:d>
@@ -11795,6 +11804,7 @@
         </m:r>
         <m:r>
           <m:rPr>
+            <m:scr m:val="double-struck"/>
             <m:sty m:val="p"/>
           </m:rPr>
           <m:t>P</m:t>
@@ -11811,7 +11821,7 @@
           </m:dPr>
           <m:e>
             <m:r>
-              <m:t>X</m:t>
+              <m:t>Y</m:t>
             </m:r>
             <m:r>
               <m:rPr>
@@ -11820,16 +11830,16 @@
               <m:t>=</m:t>
             </m:r>
             <m:r>
-              <m:t>1</m:t>
+              <m:t>0</m:t>
             </m:r>
             <m:r>
               <m:rPr>
                 <m:sty m:val="p"/>
               </m:rPr>
-              <m:t>,</m:t>
-            </m:r>
-            <m:r>
-              <m:t>Y</m:t>
+              <m:t>∣</m:t>
+            </m:r>
+            <m:r>
+              <m:t>X</m:t>
             </m:r>
             <m:r>
               <m:rPr>
@@ -11838,7 +11848,7 @@
               <m:t>=</m:t>
             </m:r>
             <m:r>
-              <m:t>0</m:t>
+              <m:t>x</m:t>
             </m:r>
           </m:e>
         </m:d>
@@ -11847,66 +11857,72 @@
         </m:r>
       </m:oMath>
       <w:r>
-        <w:t xml:space="preserve">.</w:t>
-      </w:r>
-      <w:r>
-        <w:t xml:space="preserve"> </w:t>
-      </w:r>
-      <w:r>
-        <w:t xml:space="preserve">By the same solution, the odds of</w:t>
+        <w:t xml:space="preserve">, because the two</w:t>
+      </w:r>
+      <w:r>
+        <w:t xml:space="preserve"> </w:t>
+      </w:r>
+      <w:hyperlink r:id="rId60">
+        <w:r>
+          <w:rPr>
+            <w:rStyle w:val="Hyperlink"/>
+          </w:rPr>
+          <w:t xml:space="preserve">conditional probabilities</w:t>
+        </w:r>
+      </w:hyperlink>
+      <w:r>
+        <w:t xml:space="preserve"> </w:t>
+      </w:r>
+      <w:r>
+        <w:t xml:space="preserve">sum to 1.</w:t>
+      </w:r>
+      <w:r>
+        <w:t xml:space="preserve"> </w:t>
+      </w:r>
+      <w:r>
+        <w:t xml:space="preserve">Writing each</w:t>
+      </w:r>
+      <w:r>
+        <w:t xml:space="preserve"> </w:t>
+      </w:r>
+      <w:hyperlink r:id="rId60">
+        <w:r>
+          <w:rPr>
+            <w:rStyle w:val="Hyperlink"/>
+          </w:rPr>
+          <w:t xml:space="preserve">conditional probability</w:t>
+        </w:r>
+      </w:hyperlink>
+      <w:r>
+        <w:t xml:space="preserve"> </w:t>
+      </w:r>
+      <w:r>
+        <w:t xml:space="preserve">as a joint</w:t>
+      </w:r>
+      <w:r>
+        <w:t xml:space="preserve"> </w:t>
+      </w:r>
+      <w:hyperlink r:id="rId31">
+        <w:r>
+          <w:rPr>
+            <w:rStyle w:val="Hyperlink"/>
+          </w:rPr>
+          <w:t xml:space="preserve">probability</w:t>
+        </w:r>
+      </w:hyperlink>
+      <w:r>
+        <w:t xml:space="preserve"> </w:t>
+      </w:r>
+      <w:r>
+        <w:t xml:space="preserve">over</w:t>
       </w:r>
       <w:r>
         <w:t xml:space="preserve"> </w:t>
       </w:r>
       <m:oMath>
         <m:r>
-          <m:t>Y</m:t>
-        </m:r>
-        <m:r>
           <m:rPr>
-            <m:sty m:val="p"/>
-          </m:rPr>
-          <m:t>=</m:t>
-        </m:r>
-        <m:r>
-          <m:t>1</m:t>
-        </m:r>
-      </m:oMath>
-      <w:r>
-        <w:t xml:space="preserve"> </w:t>
-      </w:r>
-      <w:r>
-        <w:t xml:space="preserve">in the group</w:t>
-      </w:r>
-      <w:r>
-        <w:t xml:space="preserve"> </w:t>
-      </w:r>
-      <m:oMath>
-        <m:r>
-          <m:t>X</m:t>
-        </m:r>
-        <m:r>
-          <m:rPr>
-            <m:sty m:val="p"/>
-          </m:rPr>
-          <m:t>=</m:t>
-        </m:r>
-        <m:r>
-          <m:t>0</m:t>
-        </m:r>
-      </m:oMath>
-      <w:r>
-        <w:t xml:space="preserve"> </w:t>
-      </w:r>
-      <w:r>
-        <w:t xml:space="preserve">are</w:t>
-      </w:r>
-      <w:r>
-        <w:t xml:space="preserve"> </w:t>
-      </w:r>
-      <m:oMath>
-        <m:r>
-          <m:rPr>
+            <m:scr m:val="double-struck"/>
             <m:sty m:val="p"/>
           </m:rPr>
           <m:t>P</m:t>
@@ -11932,39 +11948,489 @@
               <m:t>=</m:t>
             </m:r>
             <m:r>
-              <m:t>0</m:t>
-            </m:r>
-            <m:r>
-              <m:rPr>
-                <m:sty m:val="p"/>
-              </m:rPr>
-              <m:t>,</m:t>
-            </m:r>
-            <m:r>
-              <m:t>Y</m:t>
-            </m:r>
-            <m:r>
-              <m:rPr>
-                <m:sty m:val="p"/>
-              </m:rPr>
-              <m:t>=</m:t>
-            </m:r>
-            <m:r>
-              <m:t>1</m:t>
+              <m:t>x</m:t>
             </m:r>
           </m:e>
         </m:d>
         <m:r>
           <m:t>​</m:t>
         </m:r>
+      </m:oMath>
+      <w:r>
+        <w:t xml:space="preserve">, which is nonzero, gives</w:t>
+      </w:r>
+    </w:p>
+    <w:p>
+      <w:pPr>
+        <w:pStyle w:val="BodyText"/>
+      </w:pPr>
+      <m:oMathPara>
+        <m:oMathParaPr>
+          <m:jc m:val="center"/>
+        </m:oMathParaPr>
+        <m:oMath>
+          <m:f>
+            <m:fPr>
+              <m:type m:val="bar"/>
+            </m:fPr>
+            <m:num>
+              <m:r>
+                <m:rPr>
+                  <m:scr m:val="double-struck"/>
+                  <m:sty m:val="p"/>
+                </m:rPr>
+                <m:t>P</m:t>
+              </m:r>
+              <m:r>
+                <m:t>​</m:t>
+              </m:r>
+              <m:d>
+                <m:dPr>
+                  <m:begChr m:val="("/>
+                  <m:sepChr m:val=""/>
+                  <m:endChr m:val=")"/>
+                  <m:grow/>
+                </m:dPr>
+                <m:e>
+                  <m:r>
+                    <m:t>Y</m:t>
+                  </m:r>
+                  <m:r>
+                    <m:rPr>
+                      <m:sty m:val="p"/>
+                    </m:rPr>
+                    <m:t>=</m:t>
+                  </m:r>
+                  <m:r>
+                    <m:t>1</m:t>
+                  </m:r>
+                  <m:r>
+                    <m:rPr>
+                      <m:sty m:val="p"/>
+                    </m:rPr>
+                    <m:t>∣</m:t>
+                  </m:r>
+                  <m:r>
+                    <m:t>X</m:t>
+                  </m:r>
+                  <m:r>
+                    <m:rPr>
+                      <m:sty m:val="p"/>
+                    </m:rPr>
+                    <m:t>=</m:t>
+                  </m:r>
+                  <m:r>
+                    <m:t>x</m:t>
+                  </m:r>
+                </m:e>
+              </m:d>
+              <m:r>
+                <m:t>​</m:t>
+              </m:r>
+            </m:num>
+            <m:den>
+              <m:r>
+                <m:rPr>
+                  <m:scr m:val="double-struck"/>
+                  <m:sty m:val="p"/>
+                </m:rPr>
+                <m:t>P</m:t>
+              </m:r>
+              <m:r>
+                <m:t>​</m:t>
+              </m:r>
+              <m:d>
+                <m:dPr>
+                  <m:begChr m:val="("/>
+                  <m:sepChr m:val=""/>
+                  <m:endChr m:val=")"/>
+                  <m:grow/>
+                </m:dPr>
+                <m:e>
+                  <m:r>
+                    <m:t>Y</m:t>
+                  </m:r>
+                  <m:r>
+                    <m:rPr>
+                      <m:sty m:val="p"/>
+                    </m:rPr>
+                    <m:t>=</m:t>
+                  </m:r>
+                  <m:r>
+                    <m:t>0</m:t>
+                  </m:r>
+                  <m:r>
+                    <m:rPr>
+                      <m:sty m:val="p"/>
+                    </m:rPr>
+                    <m:t>∣</m:t>
+                  </m:r>
+                  <m:r>
+                    <m:t>X</m:t>
+                  </m:r>
+                  <m:r>
+                    <m:rPr>
+                      <m:sty m:val="p"/>
+                    </m:rPr>
+                    <m:t>=</m:t>
+                  </m:r>
+                  <m:r>
+                    <m:t>x</m:t>
+                  </m:r>
+                </m:e>
+              </m:d>
+              <m:r>
+                <m:t>​</m:t>
+              </m:r>
+            </m:den>
+          </m:f>
+          <m:r>
+            <m:rPr>
+              <m:sty m:val="p"/>
+            </m:rPr>
+            <m:t>=</m:t>
+          </m:r>
+          <m:f>
+            <m:fPr>
+              <m:type m:val="bar"/>
+            </m:fPr>
+            <m:num>
+              <m:r>
+                <m:rPr>
+                  <m:scr m:val="double-struck"/>
+                  <m:sty m:val="p"/>
+                </m:rPr>
+                <m:t>P</m:t>
+              </m:r>
+              <m:r>
+                <m:t>​</m:t>
+              </m:r>
+              <m:d>
+                <m:dPr>
+                  <m:begChr m:val="("/>
+                  <m:sepChr m:val=""/>
+                  <m:endChr m:val=")"/>
+                  <m:grow/>
+                </m:dPr>
+                <m:e>
+                  <m:r>
+                    <m:t>X</m:t>
+                  </m:r>
+                  <m:r>
+                    <m:rPr>
+                      <m:sty m:val="p"/>
+                    </m:rPr>
+                    <m:t>=</m:t>
+                  </m:r>
+                  <m:r>
+                    <m:t>x</m:t>
+                  </m:r>
+                  <m:r>
+                    <m:rPr>
+                      <m:sty m:val="p"/>
+                    </m:rPr>
+                    <m:t>,</m:t>
+                  </m:r>
+                  <m:r>
+                    <m:t>Y</m:t>
+                  </m:r>
+                  <m:r>
+                    <m:rPr>
+                      <m:sty m:val="p"/>
+                    </m:rPr>
+                    <m:t>=</m:t>
+                  </m:r>
+                  <m:r>
+                    <m:t>1</m:t>
+                  </m:r>
+                </m:e>
+              </m:d>
+              <m:r>
+                <m:t>​</m:t>
+              </m:r>
+              <m:r>
+                <m:rPr>
+                  <m:sty m:val="p"/>
+                </m:rPr>
+                <m:t>/</m:t>
+              </m:r>
+              <m:r>
+                <m:rPr>
+                  <m:scr m:val="double-struck"/>
+                  <m:sty m:val="p"/>
+                </m:rPr>
+                <m:t>P</m:t>
+              </m:r>
+              <m:r>
+                <m:t>​</m:t>
+              </m:r>
+              <m:d>
+                <m:dPr>
+                  <m:begChr m:val="("/>
+                  <m:sepChr m:val=""/>
+                  <m:endChr m:val=")"/>
+                  <m:grow/>
+                </m:dPr>
+                <m:e>
+                  <m:r>
+                    <m:t>X</m:t>
+                  </m:r>
+                  <m:r>
+                    <m:rPr>
+                      <m:sty m:val="p"/>
+                    </m:rPr>
+                    <m:t>=</m:t>
+                  </m:r>
+                  <m:r>
+                    <m:t>x</m:t>
+                  </m:r>
+                </m:e>
+              </m:d>
+              <m:r>
+                <m:t>​</m:t>
+              </m:r>
+            </m:num>
+            <m:den>
+              <m:r>
+                <m:rPr>
+                  <m:scr m:val="double-struck"/>
+                  <m:sty m:val="p"/>
+                </m:rPr>
+                <m:t>P</m:t>
+              </m:r>
+              <m:r>
+                <m:t>​</m:t>
+              </m:r>
+              <m:d>
+                <m:dPr>
+                  <m:begChr m:val="("/>
+                  <m:sepChr m:val=""/>
+                  <m:endChr m:val=")"/>
+                  <m:grow/>
+                </m:dPr>
+                <m:e>
+                  <m:r>
+                    <m:t>X</m:t>
+                  </m:r>
+                  <m:r>
+                    <m:rPr>
+                      <m:sty m:val="p"/>
+                    </m:rPr>
+                    <m:t>=</m:t>
+                  </m:r>
+                  <m:r>
+                    <m:t>x</m:t>
+                  </m:r>
+                  <m:r>
+                    <m:rPr>
+                      <m:sty m:val="p"/>
+                    </m:rPr>
+                    <m:t>,</m:t>
+                  </m:r>
+                  <m:r>
+                    <m:t>Y</m:t>
+                  </m:r>
+                  <m:r>
+                    <m:rPr>
+                      <m:sty m:val="p"/>
+                    </m:rPr>
+                    <m:t>=</m:t>
+                  </m:r>
+                  <m:r>
+                    <m:t>0</m:t>
+                  </m:r>
+                </m:e>
+              </m:d>
+              <m:r>
+                <m:t>​</m:t>
+              </m:r>
+              <m:r>
+                <m:rPr>
+                  <m:sty m:val="p"/>
+                </m:rPr>
+                <m:t>/</m:t>
+              </m:r>
+              <m:r>
+                <m:rPr>
+                  <m:scr m:val="double-struck"/>
+                  <m:sty m:val="p"/>
+                </m:rPr>
+                <m:t>P</m:t>
+              </m:r>
+              <m:r>
+                <m:t>​</m:t>
+              </m:r>
+              <m:d>
+                <m:dPr>
+                  <m:begChr m:val="("/>
+                  <m:sepChr m:val=""/>
+                  <m:endChr m:val=")"/>
+                  <m:grow/>
+                </m:dPr>
+                <m:e>
+                  <m:r>
+                    <m:t>X</m:t>
+                  </m:r>
+                  <m:r>
+                    <m:rPr>
+                      <m:sty m:val="p"/>
+                    </m:rPr>
+                    <m:t>=</m:t>
+                  </m:r>
+                  <m:r>
+                    <m:t>x</m:t>
+                  </m:r>
+                </m:e>
+              </m:d>
+              <m:r>
+                <m:t>​</m:t>
+              </m:r>
+            </m:den>
+          </m:f>
+          <m:r>
+            <m:rPr>
+              <m:sty m:val="p"/>
+            </m:rPr>
+            <m:t>=</m:t>
+          </m:r>
+          <m:f>
+            <m:fPr>
+              <m:type m:val="bar"/>
+            </m:fPr>
+            <m:num>
+              <m:r>
+                <m:rPr>
+                  <m:scr m:val="double-struck"/>
+                  <m:sty m:val="p"/>
+                </m:rPr>
+                <m:t>P</m:t>
+              </m:r>
+              <m:r>
+                <m:t>​</m:t>
+              </m:r>
+              <m:d>
+                <m:dPr>
+                  <m:begChr m:val="("/>
+                  <m:sepChr m:val=""/>
+                  <m:endChr m:val=")"/>
+                  <m:grow/>
+                </m:dPr>
+                <m:e>
+                  <m:r>
+                    <m:t>X</m:t>
+                  </m:r>
+                  <m:r>
+                    <m:rPr>
+                      <m:sty m:val="p"/>
+                    </m:rPr>
+                    <m:t>=</m:t>
+                  </m:r>
+                  <m:r>
+                    <m:t>x</m:t>
+                  </m:r>
+                  <m:r>
+                    <m:rPr>
+                      <m:sty m:val="p"/>
+                    </m:rPr>
+                    <m:t>,</m:t>
+                  </m:r>
+                  <m:r>
+                    <m:t>Y</m:t>
+                  </m:r>
+                  <m:r>
+                    <m:rPr>
+                      <m:sty m:val="p"/>
+                    </m:rPr>
+                    <m:t>=</m:t>
+                  </m:r>
+                  <m:r>
+                    <m:t>1</m:t>
+                  </m:r>
+                </m:e>
+              </m:d>
+              <m:r>
+                <m:t>​</m:t>
+              </m:r>
+            </m:num>
+            <m:den>
+              <m:r>
+                <m:rPr>
+                  <m:scr m:val="double-struck"/>
+                  <m:sty m:val="p"/>
+                </m:rPr>
+                <m:t>P</m:t>
+              </m:r>
+              <m:r>
+                <m:t>​</m:t>
+              </m:r>
+              <m:d>
+                <m:dPr>
+                  <m:begChr m:val="("/>
+                  <m:sepChr m:val=""/>
+                  <m:endChr m:val=")"/>
+                  <m:grow/>
+                </m:dPr>
+                <m:e>
+                  <m:r>
+                    <m:t>X</m:t>
+                  </m:r>
+                  <m:r>
+                    <m:rPr>
+                      <m:sty m:val="p"/>
+                    </m:rPr>
+                    <m:t>=</m:t>
+                  </m:r>
+                  <m:r>
+                    <m:t>x</m:t>
+                  </m:r>
+                  <m:r>
+                    <m:rPr>
+                      <m:sty m:val="p"/>
+                    </m:rPr>
+                    <m:t>,</m:t>
+                  </m:r>
+                  <m:r>
+                    <m:t>Y</m:t>
+                  </m:r>
+                  <m:r>
+                    <m:rPr>
+                      <m:sty m:val="p"/>
+                    </m:rPr>
+                    <m:t>=</m:t>
+                  </m:r>
+                  <m:r>
+                    <m:t>0</m:t>
+                  </m:r>
+                </m:e>
+              </m:d>
+              <m:r>
+                <m:t>​</m:t>
+              </m:r>
+            </m:den>
+          </m:f>
+          <m:r>
+            <m:rPr>
+              <m:sty m:val="p"/>
+            </m:rPr>
+            <m:t>,</m:t>
+          </m:r>
+        </m:oMath>
+      </m:oMathPara>
+    </w:p>
+    <w:p>
+      <w:pPr>
+        <w:pStyle w:val="FirstParagraph"/>
+      </w:pPr>
+      <w:r>
+        <w:t xml:space="preserve">where the last step multiplies the numerator and denominator by the same nonzero factor</w:t>
+      </w:r>
+      <w:r>
+        <w:t xml:space="preserve"> </w:t>
+      </w:r>
+      <m:oMath>
         <m:r>
           <m:rPr>
-            <m:sty m:val="p"/>
-          </m:rPr>
-          <m:t>/</m:t>
-        </m:r>
-        <m:r>
-          <m:rPr>
+            <m:scr m:val="double-struck"/>
             <m:sty m:val="p"/>
           </m:rPr>
           <m:t>P</m:t>
@@ -11990,6 +12456,303 @@
               <m:t>=</m:t>
             </m:r>
             <m:r>
+              <m:t>x</m:t>
+            </m:r>
+          </m:e>
+        </m:d>
+        <m:r>
+          <m:t>​</m:t>
+        </m:r>
+      </m:oMath>
+      <w:r>
+        <w:t xml:space="preserve">.</w:t>
+      </w:r>
+      <w:r>
+        <w:t xml:space="preserve"> </w:t>
+      </w:r>
+      <w:r>
+        <w:t xml:space="preserve">So the odds of</w:t>
+      </w:r>
+      <w:r>
+        <w:t xml:space="preserve"> </w:t>
+      </w:r>
+      <m:oMath>
+        <m:r>
+          <m:t>Y</m:t>
+        </m:r>
+        <m:r>
+          <m:rPr>
+            <m:sty m:val="p"/>
+          </m:rPr>
+          <m:t>=</m:t>
+        </m:r>
+        <m:r>
+          <m:t>1</m:t>
+        </m:r>
+      </m:oMath>
+      <w:r>
+        <w:t xml:space="preserve"> </w:t>
+      </w:r>
+      <w:r>
+        <w:t xml:space="preserve">in the group</w:t>
+      </w:r>
+      <w:r>
+        <w:t xml:space="preserve"> </w:t>
+      </w:r>
+      <m:oMath>
+        <m:r>
+          <m:t>X</m:t>
+        </m:r>
+        <m:r>
+          <m:rPr>
+            <m:sty m:val="p"/>
+          </m:rPr>
+          <m:t>=</m:t>
+        </m:r>
+        <m:r>
+          <m:t>1</m:t>
+        </m:r>
+      </m:oMath>
+      <w:r>
+        <w:t xml:space="preserve"> </w:t>
+      </w:r>
+      <w:r>
+        <w:t xml:space="preserve">are</w:t>
+      </w:r>
+      <w:r>
+        <w:t xml:space="preserve"> </w:t>
+      </w:r>
+      <m:oMath>
+        <m:r>
+          <m:rPr>
+            <m:scr m:val="double-struck"/>
+            <m:sty m:val="p"/>
+          </m:rPr>
+          <m:t>P</m:t>
+        </m:r>
+        <m:r>
+          <m:t>​</m:t>
+        </m:r>
+        <m:d>
+          <m:dPr>
+            <m:begChr m:val="("/>
+            <m:sepChr m:val=""/>
+            <m:endChr m:val=")"/>
+            <m:grow/>
+          </m:dPr>
+          <m:e>
+            <m:r>
+              <m:t>X</m:t>
+            </m:r>
+            <m:r>
+              <m:rPr>
+                <m:sty m:val="p"/>
+              </m:rPr>
+              <m:t>=</m:t>
+            </m:r>
+            <m:r>
+              <m:t>1</m:t>
+            </m:r>
+            <m:r>
+              <m:rPr>
+                <m:sty m:val="p"/>
+              </m:rPr>
+              <m:t>,</m:t>
+            </m:r>
+            <m:r>
+              <m:t>Y</m:t>
+            </m:r>
+            <m:r>
+              <m:rPr>
+                <m:sty m:val="p"/>
+              </m:rPr>
+              <m:t>=</m:t>
+            </m:r>
+            <m:r>
+              <m:t>1</m:t>
+            </m:r>
+          </m:e>
+        </m:d>
+        <m:r>
+          <m:t>​</m:t>
+        </m:r>
+        <m:r>
+          <m:rPr>
+            <m:sty m:val="p"/>
+          </m:rPr>
+          <m:t>/</m:t>
+        </m:r>
+        <m:r>
+          <m:rPr>
+            <m:scr m:val="double-struck"/>
+            <m:sty m:val="p"/>
+          </m:rPr>
+          <m:t>P</m:t>
+        </m:r>
+        <m:r>
+          <m:t>​</m:t>
+        </m:r>
+        <m:d>
+          <m:dPr>
+            <m:begChr m:val="("/>
+            <m:sepChr m:val=""/>
+            <m:endChr m:val=")"/>
+            <m:grow/>
+          </m:dPr>
+          <m:e>
+            <m:r>
+              <m:t>X</m:t>
+            </m:r>
+            <m:r>
+              <m:rPr>
+                <m:sty m:val="p"/>
+              </m:rPr>
+              <m:t>=</m:t>
+            </m:r>
+            <m:r>
+              <m:t>1</m:t>
+            </m:r>
+            <m:r>
+              <m:rPr>
+                <m:sty m:val="p"/>
+              </m:rPr>
+              <m:t>,</m:t>
+            </m:r>
+            <m:r>
+              <m:t>Y</m:t>
+            </m:r>
+            <m:r>
+              <m:rPr>
+                <m:sty m:val="p"/>
+              </m:rPr>
+              <m:t>=</m:t>
+            </m:r>
+            <m:r>
+              <m:t>0</m:t>
+            </m:r>
+          </m:e>
+        </m:d>
+        <m:r>
+          <m:t>​</m:t>
+        </m:r>
+      </m:oMath>
+      <w:r>
+        <w:t xml:space="preserve">, and in the group</w:t>
+      </w:r>
+      <w:r>
+        <w:t xml:space="preserve"> </w:t>
+      </w:r>
+      <m:oMath>
+        <m:r>
+          <m:t>X</m:t>
+        </m:r>
+        <m:r>
+          <m:rPr>
+            <m:sty m:val="p"/>
+          </m:rPr>
+          <m:t>=</m:t>
+        </m:r>
+        <m:r>
+          <m:t>0</m:t>
+        </m:r>
+      </m:oMath>
+      <w:r>
+        <w:t xml:space="preserve"> </w:t>
+      </w:r>
+      <w:r>
+        <w:t xml:space="preserve">the odds are</w:t>
+      </w:r>
+      <w:r>
+        <w:t xml:space="preserve"> </w:t>
+      </w:r>
+      <m:oMath>
+        <m:r>
+          <m:rPr>
+            <m:scr m:val="double-struck"/>
+            <m:sty m:val="p"/>
+          </m:rPr>
+          <m:t>P</m:t>
+        </m:r>
+        <m:r>
+          <m:t>​</m:t>
+        </m:r>
+        <m:d>
+          <m:dPr>
+            <m:begChr m:val="("/>
+            <m:sepChr m:val=""/>
+            <m:endChr m:val=")"/>
+            <m:grow/>
+          </m:dPr>
+          <m:e>
+            <m:r>
+              <m:t>X</m:t>
+            </m:r>
+            <m:r>
+              <m:rPr>
+                <m:sty m:val="p"/>
+              </m:rPr>
+              <m:t>=</m:t>
+            </m:r>
+            <m:r>
+              <m:t>0</m:t>
+            </m:r>
+            <m:r>
+              <m:rPr>
+                <m:sty m:val="p"/>
+              </m:rPr>
+              <m:t>,</m:t>
+            </m:r>
+            <m:r>
+              <m:t>Y</m:t>
+            </m:r>
+            <m:r>
+              <m:rPr>
+                <m:sty m:val="p"/>
+              </m:rPr>
+              <m:t>=</m:t>
+            </m:r>
+            <m:r>
+              <m:t>1</m:t>
+            </m:r>
+          </m:e>
+        </m:d>
+        <m:r>
+          <m:t>​</m:t>
+        </m:r>
+        <m:r>
+          <m:rPr>
+            <m:sty m:val="p"/>
+          </m:rPr>
+          <m:t>/</m:t>
+        </m:r>
+        <m:r>
+          <m:rPr>
+            <m:scr m:val="double-struck"/>
+            <m:sty m:val="p"/>
+          </m:rPr>
+          <m:t>P</m:t>
+        </m:r>
+        <m:r>
+          <m:t>​</m:t>
+        </m:r>
+        <m:d>
+          <m:dPr>
+            <m:begChr m:val="("/>
+            <m:sepChr m:val=""/>
+            <m:endChr m:val=")"/>
+            <m:grow/>
+          </m:dPr>
+          <m:e>
+            <m:r>
+              <m:t>X</m:t>
+            </m:r>
+            <m:r>
+              <m:rPr>
+                <m:sty m:val="p"/>
+              </m:rPr>
+              <m:t>=</m:t>
+            </m:r>
+            <m:r>
               <m:t>0</m:t>
             </m:r>
             <m:r>
@@ -12049,7 +12812,7 @@
         <w:t xml:space="preserve">Dividing by a fraction is multiplying by its reciprocal, which gives the stated product of the four joint probabilities.</w:t>
       </w:r>
     </w:p>
-    <w:bookmarkStart w:id="60" w:name="exm-hers-odds-ratio-cross-product"/>
+    <w:bookmarkStart w:id="61" w:name="exm-hers-odds-ratio-cross-product"/>
     <w:p>
       <w:pPr>
         <w:pStyle w:val="BodyText"/>
@@ -12477,8 +13240,8 @@
         <w:t xml:space="preserve">states.</w:t>
       </w:r>
     </w:p>
-    <w:bookmarkEnd w:id="60"/>
-    <w:bookmarkStart w:id="61" w:name="thm-odds-ratio-reversible"/>
+    <w:bookmarkEnd w:id="61"/>
+    <w:bookmarkStart w:id="62" w:name="thm-odds-ratio-reversible"/>
     <w:p>
       <w:pPr>
         <w:pStyle w:val="BodyText"/>
@@ -12584,6 +13347,7 @@
       <m:oMath>
         <m:r>
           <m:rPr>
+            <m:scr m:val="double-struck"/>
             <m:sty m:val="p"/>
           </m:rPr>
           <m:t>P</m:t>
@@ -12977,7 +13741,7 @@
         </m:oMath>
       </m:oMathPara>
     </w:p>
-    <w:bookmarkEnd w:id="61"/>
+    <w:bookmarkEnd w:id="62"/>
     <w:p>
       <w:pPr>
         <w:pStyle w:val="FirstParagraph"/>
@@ -13104,6 +13868,7 @@
             <m:num>
               <m:r>
                 <m:rPr>
+                  <m:scr m:val="double-struck"/>
                   <m:sty m:val="p"/>
                 </m:rPr>
                 <m:t>P</m:t>
@@ -13156,6 +13921,7 @@
               </m:r>
               <m:r>
                 <m:rPr>
+                  <m:scr m:val="double-struck"/>
                   <m:sty m:val="p"/>
                 </m:rPr>
                 <m:t>P</m:t>
@@ -13210,6 +13976,7 @@
             <m:den>
               <m:r>
                 <m:rPr>
+                  <m:scr m:val="double-struck"/>
                   <m:sty m:val="p"/>
                 </m:rPr>
                 <m:t>P</m:t>
@@ -13262,6 +14029,7 @@
               </m:r>
               <m:r>
                 <m:rPr>
+                  <m:scr m:val="double-struck"/>
                   <m:sty m:val="p"/>
                 </m:rPr>
                 <m:t>P</m:t>
@@ -13540,7 +14308,7 @@
         <w:t xml:space="preserve">.</w:t>
       </w:r>
     </w:p>
-    <w:bookmarkStart w:id="62" w:name="exm-hers-odds-ratio-reversible"/>
+    <w:bookmarkStart w:id="63" w:name="exm-hers-odds-ratio-reversible"/>
     <w:p>
       <w:pPr>
         <w:pStyle w:val="BodyText"/>
@@ -13954,8 +14722,8 @@
         <w:t xml:space="preserve">states.</w:t>
       </w:r>
     </w:p>
-    <w:bookmarkEnd w:id="62"/>
-    <w:bookmarkStart w:id="63" w:name="thm-conditional-odds-ratio-reversible"/>
+    <w:bookmarkEnd w:id="63"/>
+    <w:bookmarkStart w:id="64" w:name="thm-conditional-odds-ratio-reversible"/>
     <w:p>
       <w:pPr>
         <w:pStyle w:val="BodyText"/>
@@ -14106,6 +14874,7 @@
       <m:oMath>
         <m:r>
           <m:rPr>
+            <m:scr m:val="double-struck"/>
             <m:sty m:val="p"/>
           </m:rPr>
           <m:t>P</m:t>
@@ -14601,7 +15370,7 @@
         </m:oMath>
       </m:oMathPara>
     </w:p>
-    <w:bookmarkEnd w:id="63"/>
+    <w:bookmarkEnd w:id="64"/>
     <w:p>
       <w:pPr>
         <w:pStyle w:val="FirstParagraph"/>
@@ -14742,6 +15511,7 @@
                 <m:num>
                   <m:r>
                     <m:rPr>
+                      <m:scr m:val="double-struck"/>
                       <m:sty m:val="p"/>
                     </m:rPr>
                     <m:t>P</m:t>
@@ -14823,6 +15593,7 @@
                   </m:r>
                   <m:r>
                     <m:rPr>
+                      <m:scr m:val="double-struck"/>
                       <m:sty m:val="p"/>
                     </m:rPr>
                     <m:t>P</m:t>
@@ -14924,6 +15695,7 @@
                 <m:num>
                   <m:r>
                     <m:rPr>
+                      <m:scr m:val="double-struck"/>
                       <m:sty m:val="p"/>
                     </m:rPr>
                     <m:t>P</m:t>
@@ -14996,6 +15768,7 @@
                 <m:den>
                   <m:r>
                     <m:rPr>
+                      <m:scr m:val="double-struck"/>
                       <m:sty m:val="p"/>
                     </m:rPr>
                     <m:t>P</m:t>
@@ -15107,6 +15880,7 @@
                 <m:num>
                   <m:r>
                     <m:rPr>
+                      <m:scr m:val="double-struck"/>
                       <m:sty m:val="p"/>
                     </m:rPr>
                     <m:t>P</m:t>
@@ -15183,6 +15957,7 @@
                   </m:r>
                   <m:r>
                     <m:rPr>
+                      <m:scr m:val="double-struck"/>
                       <m:sty m:val="p"/>
                     </m:rPr>
                     <m:t>P</m:t>
@@ -15237,6 +16012,7 @@
                 <m:den>
                   <m:r>
                     <m:rPr>
+                      <m:scr m:val="double-struck"/>
                       <m:sty m:val="p"/>
                     </m:rPr>
                     <m:t>P</m:t>
@@ -15313,6 +16089,7 @@
                   </m:r>
                   <m:r>
                     <m:rPr>
+                      <m:scr m:val="double-struck"/>
                       <m:sty m:val="p"/>
                     </m:rPr>
                     <m:t>P</m:t>
@@ -15396,6 +16173,7 @@
                 <m:num>
                   <m:r>
                     <m:rPr>
+                      <m:scr m:val="double-struck"/>
                       <m:sty m:val="p"/>
                     </m:rPr>
                     <m:t>P</m:t>
@@ -15468,6 +16246,7 @@
                 <m:den>
                   <m:r>
                     <m:rPr>
+                      <m:scr m:val="double-struck"/>
                       <m:sty m:val="p"/>
                     </m:rPr>
                     <m:t>P</m:t>
@@ -15553,6 +16332,7 @@
               </m:r>
               <m:r>
                 <m:rPr>
+                  <m:scr m:val="double-struck"/>
                   <m:sty m:val="p"/>
                 </m:rPr>
                 <m:t>P</m:t>
@@ -15773,6 +16553,7 @@
             <m:num>
               <m:r>
                 <m:rPr>
+                  <m:scr m:val="double-struck"/>
                   <m:sty m:val="p"/>
                 </m:rPr>
                 <m:t>P</m:t>
@@ -15843,6 +16624,7 @@
               </m:r>
               <m:r>
                 <m:rPr>
+                  <m:scr m:val="double-struck"/>
                   <m:sty m:val="p"/>
                 </m:rPr>
                 <m:t>P</m:t>
@@ -15915,6 +16697,7 @@
             <m:den>
               <m:r>
                 <m:rPr>
+                  <m:scr m:val="double-struck"/>
                   <m:sty m:val="p"/>
                 </m:rPr>
                 <m:t>P</m:t>
@@ -15985,6 +16768,7 @@
               </m:r>
               <m:r>
                 <m:rPr>
+                  <m:scr m:val="double-struck"/>
                   <m:sty m:val="p"/>
                 </m:rPr>
                 <m:t>P</m:t>
@@ -16184,6 +16968,7 @@
             <m:num>
               <m:r>
                 <m:rPr>
+                  <m:scr m:val="double-struck"/>
                   <m:sty m:val="p"/>
                 </m:rPr>
                 <m:t>P</m:t>
@@ -16254,6 +17039,7 @@
               </m:r>
               <m:r>
                 <m:rPr>
+                  <m:scr m:val="double-struck"/>
                   <m:sty m:val="p"/>
                 </m:rPr>
                 <m:t>P</m:t>
@@ -16326,6 +17112,7 @@
             <m:den>
               <m:r>
                 <m:rPr>
+                  <m:scr m:val="double-struck"/>
                   <m:sty m:val="p"/>
                 </m:rPr>
                 <m:t>P</m:t>
@@ -16396,6 +17183,7 @@
               </m:r>
               <m:r>
                 <m:rPr>
+                  <m:scr m:val="double-struck"/>
                   <m:sty m:val="p"/>
                 </m:rPr>
                 <m:t>P</m:t>
@@ -16659,7 +17447,7 @@
         <w:t xml:space="preserve">Reordering its two factors gives the denominator of the first display.</w:t>
       </w:r>
     </w:p>
-    <w:bookmarkStart w:id="64" w:name="X45013e739f674d27d576529951fe29b1e969716"/>
+    <w:bookmarkStart w:id="65" w:name="X45013e739f674d27d576529951fe29b1e969716"/>
     <w:p>
       <w:pPr>
         <w:pStyle w:val="BodyText"/>
@@ -17480,8 +18268,8 @@
         <w:t xml:space="preserve">for all the women, because the theorem equates the two odds ratios within a stratum, not either one with the marginal odds ratio.</w:t>
       </w:r>
     </w:p>
-    <w:bookmarkEnd w:id="64"/>
-    <w:bookmarkStart w:id="65" w:name="def-case"/>
+    <w:bookmarkEnd w:id="65"/>
+    <w:bookmarkStart w:id="66" w:name="def-case"/>
     <w:p>
       <w:pPr>
         <w:pStyle w:val="BodyText"/>
@@ -17531,8 +18319,8 @@
         <w:t xml:space="preserve">.</w:t>
       </w:r>
     </w:p>
-    <w:bookmarkEnd w:id="65"/>
-    <w:bookmarkStart w:id="66" w:name="def-control"/>
+    <w:bookmarkEnd w:id="66"/>
+    <w:bookmarkStart w:id="67" w:name="def-control"/>
     <w:p>
       <w:pPr>
         <w:pStyle w:val="BodyText"/>
@@ -17616,8 +18404,8 @@
         <w:t xml:space="preserve">.</w:t>
       </w:r>
     </w:p>
-    <w:bookmarkEnd w:id="66"/>
-    <w:bookmarkStart w:id="68" w:name="def-case-control-study"/>
+    <w:bookmarkEnd w:id="67"/>
+    <w:bookmarkStart w:id="69" w:name="def-case-control-study"/>
     <w:p>
       <w:pPr>
         <w:pStyle w:val="BodyText"/>
@@ -17694,7 +18482,7 @@
       <w:r>
         <w:t xml:space="preserve"> </w:t>
       </w:r>
-      <w:hyperlink r:id="rId67">
+      <w:hyperlink r:id="rId68">
         <w:r>
           <w:rPr>
             <w:rStyle w:val="Hyperlink"/>
@@ -17741,8 +18529,8 @@
         <w:t xml:space="preserve">.</w:t>
       </w:r>
     </w:p>
-    <w:bookmarkEnd w:id="68"/>
-    <w:bookmarkStart w:id="69" w:name="exm-hers-case-control-study"/>
+    <w:bookmarkEnd w:id="69"/>
+    <w:bookmarkStart w:id="70" w:name="exm-hers-case-control-study"/>
     <w:p>
       <w:pPr>
         <w:pStyle w:val="BodyText"/>
@@ -18340,8 +19128,8 @@
         <w:t xml:space="preserve">.</w:t>
       </w:r>
     </w:p>
-    <w:bookmarkEnd w:id="69"/>
-    <w:bookmarkStart w:id="70" w:name="rem-control-in-experiments"/>
+    <w:bookmarkEnd w:id="70"/>
+    <w:bookmarkStart w:id="71" w:name="rem-control-in-experiments"/>
     <w:p>
       <w:pPr>
         <w:pStyle w:val="BodyText"/>
@@ -18458,7 +19246,7 @@
         <w:t xml:space="preserve">.</w:t>
       </w:r>
     </w:p>
-    <w:bookmarkEnd w:id="70"/>
+    <w:bookmarkEnd w:id="71"/>
     <w:p>
       <w:pPr>
         <w:pStyle w:val="BodyText"/>
@@ -18473,19 +19261,75 @@
         <w:t xml:space="preserve">covers odds ratios.</w:t>
       </w:r>
     </w:p>
-    <w:bookmarkEnd w:id="71"/>
     <w:bookmarkEnd w:id="72"/>
-    <w:bookmarkStart w:id="91" w:name="references"/>
+    <w:bookmarkEnd w:id="73"/>
+    <w:bookmarkStart w:id="74" w:name="sec-categorical-tests-reading"/>
     <w:p>
       <w:pPr>
         <w:pStyle w:val="Heading2"/>
       </w:pPr>
       <w:r>
+        <w:t xml:space="preserve">3 Further reading</w:t>
+      </w:r>
+    </w:p>
+    <w:p>
+      <w:pPr>
+        <w:pStyle w:val="Compact"/>
+        <w:numPr>
+          <w:ilvl w:val="0"/>
+          <w:numId w:val="1014"/>
+        </w:numPr>
+      </w:pPr>
+      <w:r>
+        <w:t xml:space="preserve">Sections 4.6 to 4.8 of Lange’s</w:t>
+      </w:r>
+      <w:r>
+        <w:t xml:space="preserve"> </w:t>
+      </w:r>
+      <w:r>
+        <w:rPr>
+          <w:i/>
+          <w:iCs/>
+        </w:rPr>
+        <w:t xml:space="preserve">Mathematical and Statistical Methods for Genetic Analysis</w:t>
+      </w:r>
+      <w:r>
+        <w:t xml:space="preserve"> </w:t>
+      </w:r>
+      <w:r>
+        <w:t xml:space="preserve">[11]</w:t>
+      </w:r>
+      <w:r>
+        <w:t xml:space="preserve"> </w:t>
+      </w:r>
+      <w:r>
+        <w:t xml:space="preserve">cover exact tests of independence, case-control association tests,</w:t>
+      </w:r>
+      <w:r>
+        <w:t xml:space="preserve"> </w:t>
+      </w:r>
+      <w:r>
+        <w:t xml:space="preserve">and the transmission/disequilibrium test,</w:t>
+      </w:r>
+      <w:r>
+        <w:t xml:space="preserve"> </w:t>
+      </w:r>
+      <w:r>
+        <w:t xml:space="preserve">with genetic examples.</w:t>
+      </w:r>
+    </w:p>
+    <w:bookmarkEnd w:id="74"/>
+    <w:bookmarkStart w:id="95" w:name="references"/>
+    <w:p>
+      <w:pPr>
+        <w:pStyle w:val="Heading2"/>
+      </w:pPr>
+      <w:r>
         <w:t xml:space="preserve">References</w:t>
       </w:r>
     </w:p>
-    <w:bookmarkStart w:id="90" w:name="refs"/>
-    <w:bookmarkStart w:id="74" w:name="ref-vittinghoff2e"/>
+    <w:bookmarkStart w:id="94" w:name="refs"/>
+    <w:bookmarkStart w:id="76" w:name="ref-vittinghoff2e"/>
     <w:p>
       <w:pPr>
         <w:pStyle w:val="Bibliography"/>
@@ -18518,7 +19362,7 @@
       <w:r>
         <w:t xml:space="preserve"> </w:t>
       </w:r>
-      <w:hyperlink r:id="rId73">
+      <w:hyperlink r:id="rId75">
         <w:r>
           <w:rPr>
             <w:rStyle w:val="Hyperlink"/>
@@ -18530,8 +19374,8 @@
         <w:t xml:space="preserve">.</w:t>
       </w:r>
     </w:p>
-    <w:bookmarkEnd w:id="74"/>
-    <w:bookmarkStart w:id="75" w:name="ref-hoggtanis2015"/>
+    <w:bookmarkEnd w:id="76"/>
+    <w:bookmarkStart w:id="77" w:name="ref-hoggtanis2015"/>
     <w:p>
       <w:pPr>
         <w:pStyle w:val="Bibliography"/>
@@ -18562,8 +19406,8 @@
         <w:t xml:space="preserve">, Tenth edition. Boston: Pearson, 2019.</w:t>
       </w:r>
     </w:p>
-    <w:bookmarkEnd w:id="75"/>
-    <w:bookmarkStart w:id="77" w:name="ref-wikipedia_contingency_table"/>
+    <w:bookmarkEnd w:id="77"/>
+    <w:bookmarkStart w:id="79" w:name="ref-wikipedia_contingency_table"/>
     <w:p>
       <w:pPr>
         <w:pStyle w:val="Bibliography"/>
@@ -18610,7 +19454,7 @@
       <w:r>
         <w:t xml:space="preserve"> </w:t>
       </w:r>
-      <w:hyperlink r:id="rId76">
+      <w:hyperlink r:id="rId78">
         <w:r>
           <w:rPr>
             <w:rStyle w:val="Hyperlink"/>
@@ -18619,8 +19463,8 @@
         </w:r>
       </w:hyperlink>
     </w:p>
-    <w:bookmarkEnd w:id="77"/>
-    <w:bookmarkStart w:id="79" w:name="ref-wikipedia_pearsons_chi_squared_test"/>
+    <w:bookmarkEnd w:id="79"/>
+    <w:bookmarkStart w:id="81" w:name="ref-wikipedia_pearsons_chi_squared_test"/>
     <w:p>
       <w:pPr>
         <w:pStyle w:val="Bibliography"/>
@@ -18667,7 +19511,7 @@
       <w:r>
         <w:t xml:space="preserve"> </w:t>
       </w:r>
-      <w:hyperlink r:id="rId78">
+      <w:hyperlink r:id="rId80">
         <w:r>
           <w:rPr>
             <w:rStyle w:val="Hyperlink"/>
@@ -18676,8 +19520,8 @@
         </w:r>
       </w:hyperlink>
     </w:p>
-    <w:bookmarkEnd w:id="79"/>
-    <w:bookmarkStart w:id="80" w:name="ref-rice2007mathematical"/>
+    <w:bookmarkEnd w:id="81"/>
+    <w:bookmarkStart w:id="82" w:name="ref-rice2007mathematical"/>
     <w:p>
       <w:pPr>
         <w:pStyle w:val="Bibliography"/>
@@ -18708,8 +19552,8 @@
         <w:t xml:space="preserve">, 3rd ed. Belmont, CA: Cengage Learning, 2007.</w:t>
       </w:r>
     </w:p>
-    <w:bookmarkEnd w:id="80"/>
-    <w:bookmarkStart w:id="82" w:name="ref-wikipedia_fishers_exact_test"/>
+    <w:bookmarkEnd w:id="82"/>
+    <w:bookmarkStart w:id="84" w:name="ref-wikipedia_fishers_exact_test"/>
     <w:p>
       <w:pPr>
         <w:pStyle w:val="Bibliography"/>
@@ -18756,7 +19600,7 @@
       <w:r>
         <w:t xml:space="preserve"> </w:t>
       </w:r>
-      <w:hyperlink r:id="rId81">
+      <w:hyperlink r:id="rId83">
         <w:r>
           <w:rPr>
             <w:rStyle w:val="Hyperlink"/>
@@ -18765,8 +19609,8 @@
         </w:r>
       </w:hyperlink>
     </w:p>
-    <w:bookmarkEnd w:id="82"/>
-    <w:bookmarkStart w:id="84" w:name="ref-wikipedia_relative_risk"/>
+    <w:bookmarkEnd w:id="84"/>
+    <w:bookmarkStart w:id="86" w:name="ref-wikipedia_relative_risk"/>
     <w:p>
       <w:pPr>
         <w:pStyle w:val="Bibliography"/>
@@ -18813,7 +19657,7 @@
       <w:r>
         <w:t xml:space="preserve"> </w:t>
       </w:r>
-      <w:hyperlink r:id="rId83">
+      <w:hyperlink r:id="rId85">
         <w:r>
           <w:rPr>
             <w:rStyle w:val="Hyperlink"/>
@@ -18822,8 +19666,8 @@
         </w:r>
       </w:hyperlink>
     </w:p>
-    <w:bookmarkEnd w:id="84"/>
-    <w:bookmarkStart w:id="85" w:name="ref-me4"/>
+    <w:bookmarkEnd w:id="86"/>
+    <w:bookmarkStart w:id="87" w:name="ref-me4"/>
     <w:p>
       <w:pPr>
         <w:pStyle w:val="Bibliography"/>
@@ -18854,8 +19698,8 @@
         <w:t xml:space="preserve">, 4th ed. Philadelphia: Wolters Kluwer, 2021.</w:t>
       </w:r>
     </w:p>
-    <w:bookmarkEnd w:id="85"/>
-    <w:bookmarkStart w:id="87" w:name="ref-wikipedia_absolute_risk_reduction"/>
+    <w:bookmarkEnd w:id="87"/>
+    <w:bookmarkStart w:id="89" w:name="ref-wikipedia_absolute_risk_reduction"/>
     <w:p>
       <w:pPr>
         <w:pStyle w:val="Bibliography"/>
@@ -18902,7 +19746,7 @@
       <w:r>
         <w:t xml:space="preserve"> </w:t>
       </w:r>
-      <w:hyperlink r:id="rId86">
+      <w:hyperlink r:id="rId88">
         <w:r>
           <w:rPr>
             <w:rStyle w:val="Hyperlink"/>
@@ -18911,8 +19755,8 @@
         </w:r>
       </w:hyperlink>
     </w:p>
-    <w:bookmarkEnd w:id="87"/>
-    <w:bookmarkStart w:id="89" w:name="ref-wikipedia_odds_ratio"/>
+    <w:bookmarkEnd w:id="89"/>
+    <w:bookmarkStart w:id="91" w:name="ref-wikipedia_odds_ratio"/>
     <w:p>
       <w:pPr>
         <w:pStyle w:val="Bibliography"/>
@@ -18959,7 +19803,7 @@
       <w:r>
         <w:t xml:space="preserve"> </w:t>
       </w:r>
-      <w:hyperlink r:id="rId88">
+      <w:hyperlink r:id="rId90">
         <w:r>
           <w:rPr>
             <w:rStyle w:val="Hyperlink"/>
@@ -18968,9 +19812,55 @@
         </w:r>
       </w:hyperlink>
     </w:p>
-    <w:bookmarkEnd w:id="89"/>
-    <w:bookmarkEnd w:id="90"/>
     <w:bookmarkEnd w:id="91"/>
+    <w:bookmarkStart w:id="93" w:name="ref-lange2002genetic"/>
+    <w:p>
+      <w:pPr>
+        <w:pStyle w:val="Bibliography"/>
+      </w:pPr>
+      <w:r>
+        <w:t xml:space="preserve">[11]</w:t>
+      </w:r>
+      <w:r>
+        <w:t xml:space="preserve"> </w:t>
+      </w:r>
+      <w:r>
+        <w:t xml:space="preserve">	</w:t>
+      </w:r>
+      <w:r>
+        <w:t xml:space="preserve">K. Lange,</w:t>
+      </w:r>
+      <w:r>
+        <w:t xml:space="preserve"> </w:t>
+      </w:r>
+      <w:r>
+        <w:rPr>
+          <w:i/>
+          <w:iCs/>
+        </w:rPr>
+        <w:t xml:space="preserve">Mathematical and statistical methods for genetic analysis</w:t>
+      </w:r>
+      <w:r>
+        <w:t xml:space="preserve">, 2nd ed. in Statistics for biology and health. Springer, 2002. doi:</w:t>
+      </w:r>
+      <w:r>
+        <w:t xml:space="preserve"> </w:t>
+      </w:r>
+      <w:hyperlink r:id="rId92">
+        <w:r>
+          <w:rPr>
+            <w:rStyle w:val="Hyperlink"/>
+          </w:rPr>
+          <w:t xml:space="preserve">10.1007/978-0-387-21750-5</w:t>
+        </w:r>
+      </w:hyperlink>
+      <w:r>
+        <w:t xml:space="preserve">.</w:t>
+      </w:r>
+    </w:p>
+    <w:bookmarkEnd w:id="93"/>
+    <w:bookmarkEnd w:id="94"/>
+    <w:bookmarkEnd w:id="95"/>
     <w:sectPr>
       <w:footnotePr>
         <w:numRestart w:val="eachSect"/>
@@ -19224,6 +20114,9 @@
     <w:abstractNumId w:val="991"/>
   </w:num>
   <w:num w:numId="1013">
+    <w:abstractNumId w:val="991"/>
+  </w:num>
+  <w:num w:numId="1014">
     <w:abstractNumId w:val="991"/>
   </w:num>
 </w:numbering>
